--- a/docs/clients/group-order/Group2_Esperia_Energy/contracts/OEM-DWU-Galascope-2-may2026.docx
+++ b/docs/clients/group-order/Group2_Esperia_Energy/contracts/OEM-DWU-Galascope-2-may2026.docx
@@ -110,7 +110,7 @@
           <w:b w:val="0"/>
           <w:sz w:val="21"/>
         </w:rPr>
-        <w:t>[?] Famagusta, Cyprus</w:t>
+        <w:t>Karaiskaki 6, City House, 3032 Limassol, Cyprus</w:t>
       </w:r>
     </w:p>
     <w:p>
